--- a/example_articles/countries/Pakistan/1.countries_Pakistan_New_York_Times.docx
+++ b/example_articles/countries/Pakistan/1.countries_Pakistan_New_York_Times.docx
@@ -27,17 +27,17 @@
     </w:p>
     <w:p>
       <w:r>
-        <w:t>Source File: NYT/38.DOCX</w:t>
+        <w:t>Source file: NYT/38.DOCX</w:t>
       </w:r>
     </w:p>
     <w:p>
       <w:r>
-        <w:t>Raw locations result: ['Pakistan']</w:t>
+        <w:t>Raw locations result, 'locations': ['Pakistan']</w:t>
       </w:r>
     </w:p>
     <w:p>
       <w:r>
-        <w:t>countries_stand_flat (Standardized): Pakistan</w:t>
+        <w:t>Standardized locations result, 'countries_stand_flat': Pakistan</w:t>
       </w:r>
     </w:p>
     <w:p>

--- a/example_articles/countries/Pakistan/1.countries_Pakistan_New_York_Times.docx
+++ b/example_articles/countries/Pakistan/1.countries_Pakistan_New_York_Times.docx
@@ -7,7 +7,7 @@
         <w:pStyle w:val="Heading1"/>
       </w:pPr>
       <w:r>
-        <w:t>In London, a Big Talent With a Dash of Gall - Correction Appended</w:t>
+        <w:t>'The Nine Lives of Pakistan: Dispatches From a Precarious State,' by Declan Walsh: An Excerpt</w:t>
       </w:r>
     </w:p>
     <w:p>
@@ -17,17 +17,17 @@
     </w:p>
     <w:p>
       <w:r>
-        <w:t>Date: 1998-09-16</w:t>
+        <w:t>Date: 2020-11-17</w:t>
       </w:r>
     </w:p>
     <w:p>
       <w:r>
-        <w:t>Section: Section F; ; Section F; Page 3; Column 2; Dining In, Dining Out/Style Desk ; Column 2;</w:t>
+        <w:t>Section: BOOKS; review</w:t>
       </w:r>
     </w:p>
     <w:p>
       <w:r>
-        <w:t>Source file: NYT/38.DOCX</w:t>
+        <w:t>Source file: NYT/14.DOCX</w:t>
       </w:r>
     </w:p>
     <w:p>
@@ -49,116 +49,69 @@
     </w:p>
     <w:p>
       <w:r>
-        <w:t>VISITORS to London, out for some of that city's newly acclaimed gastronomic dazzle, are likely to wind up in one of Marco Pierre White's restaurants. It's getting easier by the week.</w:t>
+        <w:t xml:space="preserve">1 </w:t>
         <w:br/>
-        <w:t>Mirabelle is his latest conquest. "My little love affair" is what Mr. White calls the restaurant, the sixth he has opened in the last two years. Once a favorite of Princess Margaret and Aristotle Onassis, Mirabelle had become a tired vestige of the 1970's social and political scene. Mr. White reopened the restaurant early this month with newly restored Art Deco shimmer, a sexy red leather floor, an inviting garden and some early accolades from the critics.</w:t>
+        <w:t>Insha'Allah Nation</w:t>
         <w:br/>
-        <w:t>Not that Mr. White needs to keep opening restaurants to attract attention. He's a commanding presence -- picture Liam Neeson in a chef's jacket -- and a prodigious talent who, in 1995, when he was 33, was anointed with three Michelin stars. Quite an achievement for a boy born and raised in working-class Leeds, a high-school dropout who never even cooked in France.</w:t>
+        <w:t>Land of Broken Maps</w:t>
         <w:br/>
-        <w:t>But Mr. White has managed to saddle himself with notoriety that has more to do with his short fuse than with splendid food in swank dining rooms. It's hard to live down a reputation for throwing people out of restaurants, especially three-star restaurants.</w:t>
+        <w:t>In the summer of 2004, I drove from my new home in Islamabad to the dowdy garrison city of Rawalpindi, about fifteen miles away. The road led down a chaotic, fume-choked highway where tiny yellow taxis weaved around hulking rainbow-coloured trucks, their flanks painted with delicate floral motifs. After passing the army's General Headquarters, I turned onto a quieter road and pulled up outside a quaint-looking, Victorian-era building. A pungent odour of brewing hops wafted through the air. The owner waited inside.</w:t>
         <w:br/>
-        <w:t>"I'd rather be arrogant than insecure," he said. But in his defense, he later said, "I've never treated anyone as badly as a kid named Marco Pierre was treated in Leeds."</w:t>
+        <w:t>Minoo Bhandara perched behind an antique desk in a dimly lit office, resplendent in a three-piece suit despite the hundred-degree weather outside. He was in his sixties, a portly man with tinted glasses and a vaguely impish smile. A fan whirred overhead. 'I'll be with you in a minute,' he said, signing some papers. The walls were lined with framed antique cartoons that depicted pearl-skinned British soldiers in battle, firing at wild-eyed tribesmen or spearing them with bayonets – century-old company calendars. The Murree Brewery had been founded in 1861 to slake the thirst of the soldiers of the Raj, as British rule in colonial India was known. Now it was listed on Pakistan's stock exchange. 'We're one of the country's biggest taxpayers,' Bhandara boasted.</w:t>
         <w:br/>
-        <w:t>On May 1, The Times of London described Mr. White's dismissal of a landscape gardener who was working on Mirabelle as giving the man "the Marco Pierre White treatment."</w:t>
+        <w:t>His success was puzzling. Prohibition had been in effect in Pakistan for a quarter-century, and any Muslim caught slugging one of Bhandara's lagers could be sentenced to eighty lashes from an oil-soaked whip. Yet Murree Brewery was doing a roaring trade, largely on the back of sales to God-fearing Muslims, Bhandara cheerfully admitted. Trade was so strong, in fact, that the company was expanding into foreign markets. A new line of single-malt whisky was being casked in the cellar; 'Have a Murree with Your Curry' was the marketing slogan in Britain.</w:t>
         <w:br/>
-        <w:t>"Marco lives up to his billing," said Drew Nieporent, the restaurateur, whose company runs Nobu in New York and in London. "He's completely uncensored, but he keeps things interesting. There is no one like him."</w:t>
+        <w:t>[ Return to the review of "The Nine Lives of Pakistan." ]</w:t>
         <w:br/>
-        <w:t xml:space="preserve">Beneath Mr. White's rock-star veneer [PASSAGE DELETED. USERS OUTSIDE THE UNITED KINGDOM MAY OBTAIN A COMPLETE COPY OF THIS ARTICLE BY CONTACTING LEGAL@NYTIMES.COM] lies a very savvy and rich businessman. His restaurant empire, in partnership with Granada, the British hotel and entertainment conglomerate, is reported to be worth $200 million.  </w:t>
+        <w:t>Bhandara pressed a bell to summon an attendant. 'A beer?' he enquired with a raised eyebrow. It was nine thirty in the morning. I gratefully accepted.</w:t>
         <w:br/>
-        <w:t>This backing has allowed him to collect some of London's most beautiful, historic restaurants, and to waste no time reopening them. If the Russian Tea Room in New York were his, you can be sure it would be serving dinner by now. No other Michelin three-star chef owns as many places as Mr. White: six open and two in the pipeline.</w:t>
+        <w:t>I'd been in Pakistan a month or so by then, and the breakfast beer would prove the first of numerous riddles in the country. At that point, though, I was struggling to warm to my new assignment. Islamabad seemed dull and bloodless, a shimmering monotone of broad avenues and gaudy mansions. It was a chessboard capital, a low suburban sprawl that was divided into square neighbourhoods named after grid references or primary colours. My guesthouse was in F-7/3; the sleepy main shopping drag was the 'Blue Area'. Houses were built in a bewildering range of styles – imperial Rome, Spanish hacienda, seventies chic. Public monuments included a replica of the mountain where Pakistan exploded its first nuclear device in 1998, and replica missiles that appeared to be pointed in the direction of the Indian border. At night, rich kids drag-raced their fathers' saloon cars under the Margalla Hills, swerving to avoid the wild hogs that ambled from the bushes. Getting a drink involved ridiculous subterfuge. 'Special tea, sir?' the waiters at the Marriott hotel would ask archly, proffering a teapot filled with bootleg Chianti.</w:t>
         <w:br/>
-        <w:t>The flagship of Mr. White's growing empire is his three-star restaurant, the Oak Room, a palatial Edwardian expanse in the Meridien hotel, all carved, gilded and hung with Venetian chandeliers. (He was originally awarded three stars for Marco Pierre White at the Hyde Park Hotel, but after a change in management he left and opened the Oak Room. Michelin let him take his stars along.) He is serious enough about the Oak Room to be there for most of the dinner service before dashing out to check on his other places.</w:t>
+        <w:t>Pakistanis from more spirited cities sneered at Islamabad's antiseptic calm. 'Don't tell me that you live in that Hicksville,' a peroxide-haired fashionista told me in Karachi. Westerners took a perverse pleasure in the capital's isolation from the chaotic country it ruled. 'Islamabad: only half an hour from Pakistan,' diplomats would quip at stuffy parties where gloved attendants served gin-and-tonics on the terrace.</w:t>
         <w:br/>
-        <w:t>His portfolio also includes Quo Vadis, an old-time trattoria in Soho that he refurbished with the help of Damien Hirst, whose sculptures use animal parts like a cow's head and bones, and Cafe Royal, an opulent, mirrored excess dating from 1865, which Mr. White rescued from the ignominy of serving slabs of roasted meat to tourists. These restaurants have one Michelin star each. He also owns the popular Criterion Brasserie in an exotic Moorish setting.</w:t>
+        <w:t>The torpor of Islamabad mirrored the wider mood of the country, then in the grip of its fourth bout of military rule. The generals had ruled directly for half of Pakistan's history since independence in 1947, always seizing power with an air of feigned reluctance. The civilians had screwed things up again, they would mutter – time for a stiff dose of military discipline to set things right. The latest khaki messiah was Pervez Musharraf, the army chief who had ousted Nawaz Sharif five years earlier. A photo of Musharraf, broadcast on state TV in the early hours of the coup, was unpromising: a macho-looking officer in fatigues and brandishing a pistol, with a cigarette dangling from his lips. But Pakistanis quickly warmed to him. In contrast with Sharif, who had become erratic and autocratic in power, Musharraf turned out to have an endearing manner and a caddish charm. He played golf and tennis, smoked cigars, and sat in the front row of fashion shows where he flashed a cheeky smile at the models. He gave himself the title of 'chief executive' and made extravagant promises of eradicating corruption. At an early press conference, Musharraf posed for the cameras with his wife, his mother and his Pekinese dogs, Dot and Buddy – an image that enraged conservative clerics, who were unsure whether they hated dogs or women more, and delighted just about everyone else. Meanwhile, Sharif was taken to a remote fortress over the River Indus, stripped of property worth $8 million and later dispatched into exile at a palace in Saudi Arabia.</w:t>
         <w:br/>
-        <w:t>He has acquired the main dining room of the Regent Palace, which is to be called the Titanic and is due to open in July with 400 seats, and the airy Palm Court in the Waldorf Hotel in the West End, which he hopes to reopen in October.</w:t>
+        <w:t>By the time I reached Pakistan, in 2004, the Musharraf magic was fading. The military leader had organised a referendum on his popularity that was supposedly approved by 98 per cent of voters, followed by an election that the ISI tilted in his favour. People grumbled, but it was too late. Parliament had been reduced to a toothless talking shop, stuffed with cronies and sycophants, and Musharraf's political rivals languished in exile – a state of affairs that suited the Americans justfine.</w:t>
         <w:br/>
-        <w:t>"I want all the great dining rooms of London," he said. He even has his eye on the Ritz hotel in Piccadilly. "I don't expect to get that one," he added.</w:t>
+        <w:t>The United States and Pakistan had been feuding and falling in love for decades. People often compared their tempestuous, co-dependent relationship to a bad marriage, but it was more accurately the worst kind of forced marriage – a product of shared interests rather than values, devoid of genuine affection and scarred by a history of dispute and betrayal. It started during the Cold War, in the 1950s, when the Americans ran a secret base in Peshawar from which Gary Powers, the pilot of a U-2 spy plane, took off before being shot down over the Soviet Union in 1960. The two countries forged a momentous partnership in the 1980s to expel the Soviets from Afghanistan, declaring victory in 1989. But barely a year later Washington slapped painful sanctions on Pakistan over its covert nuclear weapons programme. Stung, the Pakistanis made crude jokes about being treated like a used condom, and then eight years later exploded a nuclear bomb anyway. The September 2001 attacks on America threw them together again. President George W. Bush needed Pakistan's help with the war in Afghanistan – American supply lines ran through Karachi – and with the hunt for the fugitive Osama bin Laden, who, as far as anyone could tell, had slipped into Pakistan's tribal areas. Bush hailed Musharraf as his 'buddy' and lavished him with F-16 warplanes and billions of dollars in aid. The Pakistani leader reciprocated with terrorist scalps: Pakistan's intelligence services rounded up hundreds of al Qaeda suspects and shipped them to Guantánamo Bay and CIA 'black sites' – secret prisons in Poland, Thailand and Afghanistan – where many were tortured. Grateful American officials heaped praise on Musharraf's 'controlled democracy'. 'You have to realise,' one State Department official told me over beers in his Islamabad garden, 'that this is the best we can hope for.' He didn't even have the decency to blush.</w:t>
         <w:br/>
-        <w:t>All of these are concentrated in central London. The exception is MPW, on the city's eastern edge, a casual spot that may be cloned. "I don't know how you can control a far-flung empire," Mr. White said. "I've been invited to come to New York, to the Far East, but I won't do it."</w:t>
+        <w:t>Pakistan's relations with India, meanwhile, bobbed along at a low ebb. A few years earlier, the two countries had flirted with mutual annihilation when an attack by Pakistan-backed militants against India's Parliament building caused the mobilisation of one million soldiers in both countries, raising the possibility of a nuclear war. Now they were back to more mundane tit-for-tat. An Indian diplomat invited me for Sunday brunch at her home. I arrived to find her standing at the door, sheened with sweat and proffering apologies. The electricity had been cut off, most likely by the Pakistani spooks who harassed the other guests as they arrived, and there was no air-conditioning. The diplomat shrugged. 'Don't worry,' she said nonchalantly. 'We do the same to their people in New Delhi.'</w:t>
         <w:br/>
-        <w:t>The subtext is that he doesn't like to fly.  "I don't want to travel," he said. "I hate getting on planes. I'm scared of flying." He does not even drive his own car.</w:t>
+        <w:t>[ Return to the review of "The Nine Lives of Pakistan." ]</w:t>
         <w:br/>
-        <w:t>As a teen-ager, Mr. White used his combination of gall and raw talent to land a kitchen job at the Box Tree in Ilkley and then at Le Gavroche in London.</w:t>
+        <w:t>Pakistan was once a hopeful prospect of the post-colonial world. In the 1960s, when its economy was on a par with Singapore's, cheering throngs greeted the American president, Dwight Eisenhower, as he toured Karachi in an open-top limousine. Jackie Kennedy visited in 1963, jaunting around the garden of the military ruler, Field Marshal Ayub Khan, on the back of a camel. Indians, whose leaders were closer to the Soviet Union, laboured under a suffocating bureaucracy and a socialist economy; Pakistanis had Coca-Cola, imported Toyotas, and a modern new capital. But disaster struck in 1965 in the form of a misbegotten war with India, triggered by Pakistani attempts to instigate a revolt in the disputed territory of Kashmir. Pakistan lost, and the mishaps kept piling up: assassinations, insurgencies, more military coups, and, through the 1980s, an influx of guns, narcotics and refugees from war-torn Afghanistan.</w:t>
         <w:br/>
-        <w:t>He went on to work for the best names in French cooking in England, including Raymond Blanc, Pierre Koffmann and Nico Ladenis. By 1987, Mr. White had his own restaurant, Harvey's, which was awarded two Michelin stars in 1990. Next came the Canteen, opened in an ill-fated partnership with Michael Caine, the actor.</w:t>
+        <w:t>The greatest calamity by far occurred in 1971, with the secession of East Pakistan. The country was an oddly shaped entity from its birth, composed of two 'wings' – East Pakistan, on the Bay of Bengal, and West Pakistan, centred on Karachi and Lahore – that were separated by a thousand miles of hostile Indian territory. The awkward arrangement was exacerbated by discrimination and racism. The East Pakistanis were poorer and more dark-skinned than their Western cousins, who disregarded the Bengalis' language and treated them with condescension. The inevitable uprising, following an election in 1970, met with a brutal response. Pakistan's army, aided by Islamist militias, massacred Bengali villagers, executed intellectuals and raped an untold number of women. American diplomats warned privately of 'selective genocide', but the Nixon administration, mindful of its alliance with Pakistan, turned a blind eye to the atrocities. India sided with the Bengali rebels, decisively tipping the military balance, and in December 1971, Pakistan's generals submitted to a humiliating surrender. War Till Victory read the headline in Dawn. East Pakistan became Bangladesh.</w:t>
         <w:br/>
-        <w:t>Unlike other home-grown chefs, brash Britons like Gordon Ramsay and Philip Neal who are making names for themselves interpreting English traditions and putting new English food on the culinary map, Mr. White is a French classicist who refuses to Anglicize or even diversify his cooking.</w:t>
+        <w:t>It was a devastating blow – not only because the Bengalis accounted for half of Pakistan's population and held one-third of its territory, but because their departure had shattered a foundational myth: that Pakistan was the sole homeland for the Muslims of SouthAsia.</w:t>
         <w:br/>
-        <w:t>"I'm not interested in this modern stuff with so many ingredients," he said. "Cooks in England are so insignificant they try to compensate for their insecurity by putting too much on the plate."</w:t>
+        <w:t>After 2001, when the attacks on America thrust Pakistan to global prominence, the country occupied an uncomfortable place in the Western imagination, as a crucial yet perfidious ally. Daniel Pearl of the Wall Street Journal was kidnapped from Karachi in 2002 and beheaded nine days later. News stories were invariably accompanied by photographs of rabid-looking clerics torching American flags. Successive opinion polls ranked it among the least popular countries on Earth. If Pakistan was a person, Christopher Hitchens wrote, he would be 'humourless, paranoid, insecure, eager to take offence and suffering from self-righteousness, self-pity and self-hatred'; Thomas Friedman of the New York Times, visiting Peshawar, complained of 'cold stares and steely eyes'.</w:t>
         <w:br/>
-        <w:t>His food is serious. French. Complex and utterly refined. Dining a la Marco Pierre White is likely to mean a terrine of foie gras, gratinee of turbot, Bresse pigeon in a classic sauce thickened with the bird's blood, a little caramel custard scattered with rum-soaked raisins (his signature pre-dessert dessert) and prune and Armagnac souffle.</w:t>
+        <w:t>'Those eyes did not say, "American Express accepted here",' Friedman wrote. 'They said, "Get lost."'</w:t>
         <w:br/>
-        <w:t>"It's odd that he's turned his back on English food at a time when the English are opening up and reinventing their cuisine," said Raymond Blanc, the chef and owner of Le Manoir aux Quat' Saisons near Oxford, where Mr. White worked for a couple of years. "He's doing French classics just when the English and even the French are trying to get away from them."</w:t>
+        <w:t>Once I had settled in, though, a more complex and interesting country came into view, softer around the edges than its dour image suggested, where people loved to let their hair down.</w:t>
         <w:br/>
-        <w:t>Other chefs with an array of restaurants, like Wolfgang Puck with Spago, Chinois, Granita and a chain of pizza kitchens, or Jean-Georges Vongerichten with Jean Georges, Vong and Jo Jo, offer a variety of dining experiences. Mr. White's culinary range is limited, even repetitive. He's like Giorgio Armani, who offers a definable style at various price points, from the black label designer line down to A/X.</w:t>
+        <w:t>An early revelation was Basant, Lahore's spectacular spring fiesta. Kites filled the skies over the Old City, where giddy boys coursed through the narrow streets, in the shadow of the ancient Lahore Fort, tugging on strings as they did battle in the sky. On the rooftops, I mingled with city grandees who chewed kebabs at lavish parties in traditional haveli mansions. The forbidden pleasures were at street level. One night I attended a rave party at an abandoned bakery, where young Pakistanis high on the drug Ecstasy bopped to a throbbing techno beat. Another time, I ended up at a party hosted by an underground gay collective. Hot Boyz read the sign on the door. Outside, several hundred men danced to the top Bollywood hits, some in dresses and lipstick, others with heavy moustaches. I lingered awkwardly on the edge of the crowd, until a man in a sequinned dress – a hijra, as Pakistan's third sex are known, who make money dancing at weddings or begging in traffic – beckoned me onto the floor.</w:t>
         <w:br/>
-        <w:t>Dinner at the Oak Room is prix fixe, at about $125 a person. Yet, the menu at Criterion Brasserie also offers the Oak Room's caramelized wing of skate with winkles, capers and parsley, but for about $22, and the tarte tatin of pears for two, but at $10 a person. These dishes are on the menu at Quo Vadis, too, and some are on the menu at Mirabelle, which also includes the spectacular carmelized pineapple served at the Oak Room.</w:t>
+        <w:t>Pak is the Urdu word for 'clean', so Pakistan translates literally as 'Land of the Pure'. But the pockets of permissiveness, at odds with the country's reputation, weren't limited to the party scene. I visited art exhibitions that explored Islamist violence or the intimacies of the heart. In the countryside, I visited religious shrines where Hindus and Muslims worshipped side by side in a tradition that stretched back centuries. Climbing to a remote valley in the Hindu Kush, I met the Kalash, a tiny tribe of animist believers supposedly descended from Alexander the Great, who carefully guarded their traditions.</w:t>
         <w:br/>
-        <w:t>"You're not going to have any of this food at home, and I just make it more affordable at some places than at others," Mr. White said.</w:t>
+        <w:t>My story on the Murree Brewery was a cliché of foreign correspondence – nearly every newly arrived reporter had covered it – but the company's unlikely success spoke to a broader truth about Pakistan. Despite its harsh Islamic laws, every neighbourhood had a semi-official bootlegger, which made it as easy to order a bottle of whisky as a pizza. (The whisky usually arrived more quickly.) Newspapers carried advertisements for clinics that treated alcoholism. Nobody had been lashed with an oil-soaked whip for decades. At Murree Brewery, Minoo Bhandara led me to a first-floor window where he pointed to a grand, white-columned house across the street: the residence of President Musharraf who, it was widely known, was partial to a dose of Johnnie Walker premium blend Blue Label in the evening.</w:t>
         <w:br/>
-        <w:t>In all of his restaurants, the chef de cuisine is a young Englishman, often from a working-class background like his own. Having so many restaurants permits him to give opportunities to the people he trains. "Otherwise, they would be my competition," he said, adding his particular verbal tic: "Does that make sense to you?"</w:t>
+        <w:t>I rented a house on the Islamabad chessboard, a four-bedroom villa with a capacious garden, bought a 1967 Volkswagen Beetle (of a marque known to Pakistanis as a 'Foxy') for scooting around the city, and acquired three dogs, all strays. Spike and Luna came via friends; Pookie straggled through the front gate as a puppy. When I told a visiting American diplomat, who was versed in the ways of the intelligence world, that Pookie was a 'walk-in', he shot back: 'Well, I hope she brought some useful information.'</w:t>
         <w:br/>
-        <w:t>As pragmatic as he may be, he still insists on an element of fantasy. That's where the lavish, historic settings come in.</w:t>
+        <w:t>I hired a housekeeper named Mazloom Raja, a gentle man in his fifties with speckled hair that he frequently dyed black, in the style of Musharraf. Mazloom meant 'The Suffering One', which was apt. He seemed weighed down by the tribulations of a working-class life: squabbling relatives, scheming young men seeking to bed his daughter and regular attendance at funerals for unfortunate relatives struck down by disease or accidents. When I was out, I realised, he sneaked into the TV room to catch up on Bollywood movies. He could be excessively deferential. When Mazloom started to call me 'sir', I asked him to use my name. He shuffled awkwardly.</w:t>
         <w:br/>
-        <w:t>"I always wanted a different world," he said. "I always wanted something more satisfying so I could deny my childhood."</w:t>
+        <w:t>'Yes, sir,' he replied.</w:t>
         <w:br/>
-        <w:t xml:space="preserve"> </w:t>
+        <w:t>Autumn arrived, and with it Ramzan, as Pakistanis and Indians call the Muslim holy month of fasting and prayer. Pakistanis advertised their piety with long faces during the day, when restaurants were closed, and donned their finest duds at night, when they gorged on rich food and socialised until it was time for suhoor, the predawn breakfast. As my car idled at a traffic light, a young man on a bicycle – a student at a madrassa religious seminary, judging from his wiry beard and hitched trousers – rapped on the window of my Beetle and proceeded to admonish me for chewing gum. I told him I was a Christian. No matter, he shot back testily. 'Pakistan is a Muslim country.' A rule was a rule.</w:t>
         <w:br/>
-        <w:t>CREME CARAMEL WITH RAISINS</w:t>
+        <w:t>Or was it? The country's most notorious madrassa was the Darul Uloom Haqqania, a vast complex near Peshawar whose 4,000 students were taught a harsh, fundamentalist brand of Islam. In the 1980s, when the madrassa churned out radicalised students who later crossed the border to fight in Afghanistan, it was informally known as the 'University of Jihad'. Its head was a stern, henna-bearded cleric who liked to claim that his students included the Afghan Taliban's top leaders. But he also had his mortal weaknesses. I heard accounts that, some years earlier, the Pakistani intelligence services had caught the cleric on camera at an Islamabad brothel with two other people, at least one of whom was a prostitute. Subsequently, the cleric, Maulana Sami ul Haq, was informally known in political and media circles as 'Sami the sandwich'.</w:t>
         <w:br/>
-        <w:t>Adapted from Marco Pierre White</w:t>
+        <w:t>In Pakistan, it seemed, prose could be as rich as poetry. Novelists such as Mohammed Hanif, Mohsin Hamid and Kamila Shamsie were gaining global acclaim for their artful depictions of the country. But daily life offered the best material. 'We have no need for magic realism,' a lawyer friend told me. 'We just have realism.'</w:t>
         <w:br/>
-        <w:t>Time: 2 hours, plus 30 hours for marinating and cooling</w:t>
+        <w:t>[ Return to the review of "The Nine Lives of Pakistan." ]</w:t>
         <w:br/>
-        <w:t xml:space="preserve"> </w:t>
-        <w:br/>
-        <w:t xml:space="preserve"> 1/2 cup raisins</w:t>
-        <w:br/>
-        <w:t xml:space="preserve"> 1/4 cup dark rum</w:t>
-        <w:br/>
-        <w:t xml:space="preserve"> 1 2/3 cups sugar</w:t>
-        <w:br/>
-        <w:t xml:space="preserve"> 3 1/2 cups milk</w:t>
-        <w:br/>
-        <w:t xml:space="preserve"> 6 eggs</w:t>
-        <w:br/>
-        <w:t xml:space="preserve"> 1 egg yolk</w:t>
-        <w:br/>
-        <w:t xml:space="preserve"> 1 teaspoon vanilla extract.</w:t>
-        <w:br/>
-        <w:t xml:space="preserve"> </w:t>
-        <w:br/>
-        <w:t xml:space="preserve"> 1. Place the raisins in a dish, add the rum, cover, and allow to steep for 24 hours.</w:t>
-        <w:br/>
-        <w:t xml:space="preserve"> 2. Place 2/3 cup of the sugar and 6 tablespoons water in a medium-size nonstick skillet. Swirl to moisten the sugar. Then, bring to a boil and cook over medium-high heat until the mixture turns to dark caramel.</w:t>
-        <w:br/>
-        <w:t xml:space="preserve"> 3. Pour a thin layer of the caramel into each of 10 half-cup ramekins or dariole molds, enough caramel to coat the bottoms. Scatter the marinated raisins into the ramekins. Set aside.</w:t>
-        <w:br/>
-        <w:t xml:space="preserve"> 4. Place the milk and 1/2 cup of the sugar into a saucepan, and bring just to a boil.</w:t>
-        <w:br/>
-        <w:t xml:space="preserve"> 5. Whisk the remaining 1/2 cup of the sugar with the eggs and egg yolk. Pour in the hot milk in a thin stream. Strain the mixture through a fine sieve, and add the vanilla. Pour into the ramekins.</w:t>
-        <w:br/>
-        <w:t xml:space="preserve"> 6. Preheat the oven to 275 degrees. Place the ramekins in a baking dish or a roasting pan, and add enough warm water to the pan so that the water comes halfway up the sides of the ramekins. Bake for 50 to 60 minutes, until firm.</w:t>
-        <w:br/>
-        <w:t xml:space="preserve"> 7. Remove the ramekins from the water bath, and allow the custards to cool. Then, refrigerate them at least 4 hours. To serve, unmold by running a thin knife around the edges of the custards, and invert them onto small plates.</w:t>
-        <w:br/>
-        <w:t xml:space="preserve"> Yield: 10 servings.</w:t>
-        <w:br/>
-        <w:t>Correction</w:t>
-        <w:br/>
-        <w:br/>
-        <w:t xml:space="preserve">An article in the Dining section on May 13 about Marco Pierre White, a British chef and restaurateur, described his climb to success. [PASSAGE DELETED. USERS OUTSIDE THE UNITED KINGDOM MAY OBTAIN A COMPLETE COPY OF THIS ARTICLE BY CONTACTING LEGAL@NYTIMES.COM]  </w:t>
-        <w:br/>
-        <w:t>Correction-Date: September 16, 1998, Wednesday</w:t>
-        <w:br/>
-        <w:br/>
-        <w:t>Graphic</w:t>
-        <w:br/>
-        <w:br/>
-        <w:t xml:space="preserve"> </w:t>
-        <w:br/>
-        <w:t>Photos: SWEET . . . AND NOT SO -- Creme caramel with raisins, a creation of Marco Pierre White, left, a three-star chef who is known for his six restaurants and for his brashness. (Photographs by Jonathan Player for The New York Times)</w:t>
+        <w:t>THE NINE LIVES OF PAKISTAN  Dispatches From a Precarious State  By Declan Walsh Illustrated. 337 pp. W.W. Norton &amp; Company. Copyright 2020 © by Declan Walsh Reprinted by permission. All rights reserved.</w:t>
       </w:r>
     </w:p>
     <w:sectPr>

--- a/example_articles/countries/Pakistan/1.countries_Pakistan_New_York_Times.docx
+++ b/example_articles/countries/Pakistan/1.countries_Pakistan_New_York_Times.docx
@@ -7,7 +7,7 @@
         <w:pStyle w:val="Heading1"/>
       </w:pPr>
       <w:r>
-        <w:t>'The Nine Lives of Pakistan: Dispatches From a Precarious State,' by Declan Walsh: An Excerpt</w:t>
+        <w:t>Trucking in Technicolor On Pakistan's Highways</w:t>
       </w:r>
     </w:p>
     <w:p>
@@ -17,17 +17,17 @@
     </w:p>
     <w:p>
       <w:r>
-        <w:t>Date: 2020-11-17</w:t>
+        <w:t>Date: 2011-06-26</w:t>
       </w:r>
     </w:p>
     <w:p>
       <w:r>
-        <w:t>Section: BOOKS; review</w:t>
+        <w:t>Section: Section AU; Column 0; Automobiles; Pg. 1</w:t>
       </w:r>
     </w:p>
     <w:p>
       <w:r>
-        <w:t>Source file: NYT/14.DOCX</w:t>
+        <w:t>Source file: NYT/38.DOCX</w:t>
       </w:r>
     </w:p>
     <w:p>
@@ -49,69 +49,78 @@
     </w:p>
     <w:p>
       <w:r>
-        <w:t xml:space="preserve">1 </w:t>
+        <w:t>MURIDKE, Pakistan</w:t>
         <w:br/>
-        <w:t>Insha'Allah Nation</w:t>
+        <w:t>HERE on the historic Grand Trunk Road, some 40 miles north of Lahore and a few hours south of the former Bin Laden hideout of Abbottabad, a mosque's call to Friday afternoon prayers was overwhelmed by Pakistani pop music spilling from open-air markets. The barks of bus conductors calling out destinations added to the din.</w:t>
         <w:br/>
-        <w:t>Land of Broken Maps</w:t>
+        <w:t>The passing parade of motorized rickshaws, farm tractors, buses and highway cargo trucks looked as if a re-enactment of '60s peaceniks making the pilgrimage to Woodstock might be under way. A panorama of red, yellow and green, mixed with plastic whirligigs, polished mahogany doors and gleaming stainless steel cover plates, was a magical sight for a visitor with a love for anything on wheels.</w:t>
         <w:br/>
-        <w:t>In the summer of 2004, I drove from my new home in Islamabad to the dowdy garrison city of Rawalpindi, about fifteen miles away. The road led down a chaotic, fume-choked highway where tiny yellow taxis weaved around hulking rainbow-coloured trucks, their flanks painted with delicate floral motifs. After passing the army's General Headquarters, I turned onto a quieter road and pulled up outside a quaint-looking, Victorian-era building. A pungent odour of brewing hops wafted through the air. The owner waited inside.</w:t>
+        <w:t>It was not only the variety of vehicles -- all are common across South Asia -- that elicited this reaction, or even their Partridge-Family-meets-Ken-Kesey color schemes. Rather, it was the fascinating quantity and surrealistic detail of their decoration, unlike anything I'd seen in my travels around the world.</w:t>
         <w:br/>
-        <w:t>Minoo Bhandara perched behind an antique desk in a dimly lit office, resplendent in a three-piece suit despite the hundred-degree weather outside. He was in his sixties, a portly man with tinted glasses and a vaguely impish smile. A fan whirred overhead. 'I'll be with you in a minute,' he said, signing some papers. The walls were lined with framed antique cartoons that depicted pearl-skinned British soldiers in battle, firing at wild-eyed tribesmen or spearing them with bayonets – century-old company calendars. The Murree Brewery had been founded in 1861 to slake the thirst of the soldiers of the Raj, as British rule in colonial India was known. Now it was listed on Pakistan's stock exchange. 'We're one of the country's biggest taxpayers,' Bhandara boasted.</w:t>
+        <w:t>A deeper understanding of the origins and meanings of the decoration craft was gained over days of mingling with the truck drivers and the owners of decorating shops in Karachi, Lahore and Peshawar.</w:t>
         <w:br/>
-        <w:t>His success was puzzling. Prohibition had been in effect in Pakistan for a quarter-century, and any Muslim caught slugging one of Bhandara's lagers could be sentenced to eighty lashes from an oil-soaked whip. Yet Murree Brewery was doing a roaring trade, largely on the back of sales to God-fearing Muslims, Bhandara cheerfully admitted. Trade was so strong, in fact, that the company was expanding into foreign markets. A new line of single-malt whisky was being casked in the cellar; 'Have a Murree with Your Curry' was the marketing slogan in Britain.</w:t>
+        <w:t>Karachi, situated on the Arabian Sea, is Pakistan's major seaport. It is also the cargo hub of the country, and with 13 million people has a great many local and intercity buses. As such, the city supports a considerable customizing industry: when Saudi Aramco World magazine published an article about the trade in 2005, more than 50,000 people in Karachi were said to be employed decorating buses and trucks.</w:t>
         <w:br/>
-        <w:t>[ Return to the review of "The Nine Lives of Pakistan." ]</w:t>
+        <w:t>What I found at the Pakistani workshops was a pride of design and a willingness to answer questions -- and to show off their creations to a former long-haul trucker. But my full beard may have helped in gaining their confidence and a look inside their truck cabs.</w:t>
         <w:br/>
-        <w:t>Bhandara pressed a bell to summon an attendant. 'A beer?' he enquired with a raised eyebrow. It was nine thirty in the morning. I gratefully accepted.</w:t>
+        <w:t>At a driver's cafe near Karachi's three-mile-long International Truck Yard (where I turned down an offer of boiled camel meat and cow-leg soup) workers took me by the hand to the shop of Masallah the truck decorator. My Dockers and Rockports were as out of place as their long-shirted, working-class shalwar kameez outfits and leather sandals, called chappals, would have been at Hunts Point in the Bronx.</w:t>
         <w:br/>
-        <w:t>I'd been in Pakistan a month or so by then, and the breakfast beer would prove the first of numerous riddles in the country. At that point, though, I was struggling to warm to my new assignment. Islamabad seemed dull and bloodless, a shimmering monotone of broad avenues and gaudy mansions. It was a chessboard capital, a low suburban sprawl that was divided into square neighbourhoods named after grid references or primary colours. My guesthouse was in F-7/3; the sleepy main shopping drag was the 'Blue Area'. Houses were built in a bewildering range of styles – imperial Rome, Spanish hacienda, seventies chic. Public monuments included a replica of the mountain where Pakistan exploded its first nuclear device in 1998, and replica missiles that appeared to be pointed in the direction of the Indian border. At night, rich kids drag-raced their fathers' saloon cars under the Margalla Hills, swerving to avoid the wild hogs that ambled from the bushes. Getting a drink involved ridiculous subterfuge. 'Special tea, sir?' the waiters at the Marriott hotel would ask archly, proffering a teapot filled with bootleg Chianti.</w:t>
+        <w:t>Government safety agencies equivalent to OSHA were nowhere to be seen in the truck yards, and workers, many of whom were children of the owners, were being showered with sparks from their grinders and cutting torches.</w:t>
         <w:br/>
-        <w:t>Pakistanis from more spirited cities sneered at Islamabad's antiseptic calm. 'Don't tell me that you live in that Hicksville,' a peroxide-haired fashionista told me in Karachi. Westerners took a perverse pleasure in the capital's isolation from the chaotic country it ruled. 'Islamabad: only half an hour from Pakistan,' diplomats would quip at stuffy parties where gloved attendants served gin-and-tonics on the terrace.</w:t>
+        <w:t>Many of the trucks being outfitted at Masallah's carried identification plates from Balochistan Province. Their owners were prospering thanks to a steady demand for hauling loaded sea containers from Karachi's port to landlocked Afghanistan. Their cargo, typically including supplies for American and NATO military operations, make a trip of 500 miles by the southern route to Kandahar or 1,200 miles by a northern route to Kabul.</w:t>
         <w:br/>
-        <w:t>The torpor of Islamabad mirrored the wider mood of the country, then in the grip of its fourth bout of military rule. The generals had ruled directly for half of Pakistan's history since independence in 1947, always seizing power with an air of feigned reluctance. The civilians had screwed things up again, they would mutter – time for a stiff dose of military discipline to set things right. The latest khaki messiah was Pervez Musharraf, the army chief who had ousted Nawaz Sharif five years earlier. A photo of Musharraf, broadcast on state TV in the early hours of the coup, was unpromising: a macho-looking officer in fatigues and brandishing a pistol, with a cigarette dangling from his lips. But Pakistanis quickly warmed to him. In contrast with Sharif, who had become erratic and autocratic in power, Musharraf turned out to have an endearing manner and a caddish charm. He played golf and tennis, smoked cigars, and sat in the front row of fashion shows where he flashed a cheeky smile at the models. He gave himself the title of 'chief executive' and made extravagant promises of eradicating corruption. At an early press conference, Musharraf posed for the cameras with his wife, his mother and his Pekinese dogs, Dot and Buddy – an image that enraged conservative clerics, who were unsure whether they hated dogs or women more, and delighted just about everyone else. Meanwhile, Sharif was taken to a remote fortress over the River Indus, stripped of property worth $8 million and later dispatched into exile at a palace in Saudi Arabia.</w:t>
+        <w:t>Pakistani truck owners can easily spend more on their trucks than on their homes. One driver from the Gwadar area of Balochistan told me he had just bought a Hino truck chassis for the equivalent of $35,000 and brought it straight to Masallah's workshop. There he might spend another $25,000 for its body, paint and decoration. During the several weeks required to complete the work, he would sleep inside or under the truck, on his bedroll.</w:t>
         <w:br/>
-        <w:t>By the time I reached Pakistan, in 2004, the Musharraf magic was fading. The military leader had organised a referendum on his popularity that was supposedly approved by 98 per cent of voters, followed by an election that the ISI tilted in his favour. People grumbled, but it was too late. Parliament had been reduced to a toothless talking shop, stuffed with cronies and sycophants, and Musharraf's political rivals languished in exile – a state of affairs that suited the Americans justfine.</w:t>
+        <w:t>Adding decorative touches like ribbons, spinners, flags and polished steel cutouts in the shape of animals to a small bus costs an owner at least $800. This is considered an advertising expense; a highly decorated bus is usually the first choice of customers when there are several options.</w:t>
         <w:br/>
-        <w:t>The United States and Pakistan had been feuding and falling in love for decades. People often compared their tempestuous, co-dependent relationship to a bad marriage, but it was more accurately the worst kind of forced marriage – a product of shared interests rather than values, devoid of genuine affection and scarred by a history of dispute and betrayal. It started during the Cold War, in the 1950s, when the Americans ran a secret base in Peshawar from which Gary Powers, the pilot of a U-2 spy plane, took off before being shot down over the Soviet Union in 1960. The two countries forged a momentous partnership in the 1980s to expel the Soviets from Afghanistan, declaring victory in 1989. But barely a year later Washington slapped painful sanctions on Pakistan over its covert nuclear weapons programme. Stung, the Pakistanis made crude jokes about being treated like a used condom, and then eight years later exploded a nuclear bomb anyway. The September 2001 attacks on America threw them together again. President George W. Bush needed Pakistan's help with the war in Afghanistan – American supply lines ran through Karachi – and with the hunt for the fugitive Osama bin Laden, who, as far as anyone could tell, had slipped into Pakistan's tribal areas. Bush hailed Musharraf as his 'buddy' and lavished him with F-16 warplanes and billions of dollars in aid. The Pakistani leader reciprocated with terrorist scalps: Pakistan's intelligence services rounded up hundreds of al Qaeda suspects and shipped them to Guantánamo Bay and CIA 'black sites' – secret prisons in Poland, Thailand and Afghanistan – where many were tortured. Grateful American officials heaped praise on Musharraf's 'controlled democracy'. 'You have to realise,' one State Department official told me over beers in his Islamabad garden, 'that this is the best we can hope for.' He didn't even have the decency to blush.</w:t>
+        <w:t>Nissan and Hino tandem-axle trucks of the flat-front cabover design, many assembled in Pakistan, are the popular choices for cargo-haulers today, replacing the revered Vauxhall Bedford, a British model with a traditional cab. The Bedford was the mainstay of Pakistan's cargo network since the early days of Pakistan's independence.</w:t>
         <w:br/>
-        <w:t>Pakistan's relations with India, meanwhile, bobbed along at a low ebb. A few years earlier, the two countries had flirted with mutual annihilation when an attack by Pakistan-backed militants against India's Parliament building caused the mobilisation of one million soldiers in both countries, raising the possibility of a nuclear war. Now they were back to more mundane tit-for-tat. An Indian diplomat invited me for Sunday brunch at her home. I arrived to find her standing at the door, sheened with sweat and proffering apologies. The electricity had been cut off, most likely by the Pakistani spooks who harassed the other guests as they arrived, and there was no air-conditioning. The diplomat shrugged. 'Don't worry,' she said nonchalantly. 'We do the same to their people in New Delhi.'</w:t>
+        <w:t>The Bedford is still prized for its sturdy chassis and ability to continuously haul outsize loads. Many have bodywork with a high-crowned front prow, which lends itself to decoration and gives the truck the look of a sailing ship.</w:t>
         <w:br/>
-        <w:t>[ Return to the review of "The Nine Lives of Pakistan." ]</w:t>
+        <w:t>As is the case in the United States, offering a sharply decorated truck can be a powerful incentive for recruiting drivers. Pakistani bus and truck owners usually allow their drivers to work out their own designs in conjunction with the owner of the decoration shop.</w:t>
         <w:br/>
-        <w:t>Pakistan was once a hopeful prospect of the post-colonial world. In the 1960s, when its economy was on a par with Singapore's, cheering throngs greeted the American president, Dwight Eisenhower, as he toured Karachi in an open-top limousine. Jackie Kennedy visited in 1963, jaunting around the garden of the military ruler, Field Marshal Ayub Khan, on the back of a camel. Indians, whose leaders were closer to the Soviet Union, laboured under a suffocating bureaucracy and a socialist economy; Pakistanis had Coca-Cola, imported Toyotas, and a modern new capital. But disaster struck in 1965 in the form of a misbegotten war with India, triggered by Pakistani attempts to instigate a revolt in the disputed territory of Kashmir. Pakistan lost, and the mishaps kept piling up: assassinations, insurgencies, more military coups, and, through the 1980s, an influx of guns, narcotics and refugees from war-torn Afghanistan.</w:t>
+        <w:t>Predictably, mass production has changed the business over the years. Adornments are no longer exclusively handmade.</w:t>
         <w:br/>
-        <w:t>The greatest calamity by far occurred in 1971, with the secession of East Pakistan. The country was an oddly shaped entity from its birth, composed of two 'wings' – East Pakistan, on the Bay of Bengal, and West Pakistan, centred on Karachi and Lahore – that were separated by a thousand miles of hostile Indian territory. The awkward arrangement was exacerbated by discrimination and racism. The East Pakistanis were poorer and more dark-skinned than their Western cousins, who disregarded the Bengalis' language and treated them with condescension. The inevitable uprising, following an election in 1970, met with a brutal response. Pakistan's army, aided by Islamist militias, massacred Bengali villagers, executed intellectuals and raped an untold number of women. American diplomats warned privately of 'selective genocide', but the Nixon administration, mindful of its alliance with Pakistan, turned a blind eye to the atrocities. India sided with the Bengali rebels, decisively tipping the military balance, and in December 1971, Pakistan's generals submitted to a humiliating surrender. War Till Victory read the headline in Dawn. East Pakistan became Bangladesh.</w:t>
+        <w:t>''Pakistani buses were originally decorated using carved woodwork and individual paintings,'' said Kurram Awan, the owner of a small shop of truck-decorating supplies in Lahore.</w:t>
         <w:br/>
-        <w:t>It was a devastating blow – not only because the Bengalis accounted for half of Pakistan's population and held one-third of its territory, but because their departure had shattered a foundational myth: that Pakistan was the sole homeland for the Muslims of SouthAsia.</w:t>
+        <w:t>''Now, my shop sells over 1,000 different items, including braids, reflectors, flashing lights and antennas,'' he said.</w:t>
         <w:br/>
-        <w:t>After 2001, when the attacks on America thrust Pakistan to global prominence, the country occupied an uncomfortable place in the Western imagination, as a crucial yet perfidious ally. Daniel Pearl of the Wall Street Journal was kidnapped from Karachi in 2002 and beheaded nine days later. News stories were invariably accompanied by photographs of rabid-looking clerics torching American flags. Successive opinion polls ranked it among the least popular countries on Earth. If Pakistan was a person, Christopher Hitchens wrote, he would be 'humourless, paranoid, insecure, eager to take offence and suffering from self-righteousness, self-pity and self-hatred'; Thomas Friedman of the New York Times, visiting Peshawar, complained of 'cold stares and steely eyes'.</w:t>
+        <w:t>Durriya Kazi, an artist and teacher in Karachi, has long been a proponent of Pakistan's folk art. She sees bus and truck decorating as an integral part of that tradition, noting the importance of distinguishing between sculpture as defined by the art gallery and the rich activity of actually making things that exists all over Pakistan.</w:t>
         <w:br/>
-        <w:t>'Those eyes did not say, "American Express accepted here",' Friedman wrote. 'They said, "Get lost."'</w:t>
+        <w:t>In 2006, Ms. Kazi was instrumental in a program intended to spread Pakistan's bus decoration skills to Melbourne, Australia, where a tram was transformed into a replica of a minibus used on Karachi's W-11 route, resplendent in all its finery.</w:t>
         <w:br/>
-        <w:t>Once I had settled in, though, a more complex and interesting country came into view, softer around the edges than its dour image suggested, where people loved to let their hair down.</w:t>
+        <w:t>Another Pakistani with expertise in the subject is Prof. Jamal J. Elias of the University of Pennsylvania, the author of ''On Wings of Diesel: Trucks, Identity and Culture in Pakistan'' (Oneworld, 2011). His book explores the tradition of Pakistani truck decoration, and looks into the ''nature of response to religious imagery in popular Islamic culture.''</w:t>
         <w:br/>
-        <w:t>An early revelation was Basant, Lahore's spectacular spring fiesta. Kites filled the skies over the Old City, where giddy boys coursed through the narrow streets, in the shadow of the ancient Lahore Fort, tugging on strings as they did battle in the sky. On the rooftops, I mingled with city grandees who chewed kebabs at lavish parties in traditional haveli mansions. The forbidden pleasures were at street level. One night I attended a rave party at an abandoned bakery, where young Pakistanis high on the drug Ecstasy bopped to a throbbing techno beat. Another time, I ended up at a party hosted by an underground gay collective. Hot Boyz read the sign on the door. Outside, several hundred men danced to the top Bollywood hits, some in dresses and lipstick, others with heavy moustaches. I lingered awkwardly on the edge of the crowd, until a man in a sequinned dress – a hijra, as Pakistan's third sex are known, who make money dancing at weddings or begging in traffic – beckoned me onto the floor.</w:t>
+        <w:t>In an e-mail, Professor Elias said that the creative inputs of decorators included several major themes, which could be combined across the cab and body of the truck or bus. These include Islamic religious images like the horse of Muhammad and depictions of the mosques at Mecca. Other possibilities include images of a fish, representing good fortune, or the elegant eyes of a woman, representing beauty.</w:t>
         <w:br/>
-        <w:t>Pak is the Urdu word for 'clean', so Pakistan translates literally as 'Land of the Pure'. But the pockets of permissiveness, at odds with the country's reputation, weren't limited to the party scene. I visited art exhibitions that explored Islamist violence or the intimacies of the heart. In the countryside, I visited religious shrines where Hindus and Muslims worshipped side by side in a tradition that stretched back centuries. Climbing to a remote valley in the Hindu Kush, I met the Kalash, a tiny tribe of animist believers supposedly descended from Alexander the Great, who carefully guarded their traditions.</w:t>
+        <w:t>This contrasts greatly with another theme, which he described as elements of modern life. These are paintings of the Pakistani flag, or a military ruler, a Pakistan International Airlines jet or even a favorite singer. By tradition, each of these designs is placed in specific areas of a truck or bus.</w:t>
         <w:br/>
-        <w:t>My story on the Murree Brewery was a cliché of foreign correspondence – nearly every newly arrived reporter had covered it – but the company's unlikely success spoke to a broader truth about Pakistan. Despite its harsh Islamic laws, every neighbourhood had a semi-official bootlegger, which made it as easy to order a bottle of whisky as a pizza. (The whisky usually arrived more quickly.) Newspapers carried advertisements for clinics that treated alcoholism. Nobody had been lashed with an oil-soaked whip for decades. At Murree Brewery, Minoo Bhandara led me to a first-floor window where he pointed to a grand, white-columned house across the street: the residence of President Musharraf who, it was widely known, was partial to a dose of Johnnie Walker premium blend Blue Label in the evening.</w:t>
+        <w:t>Though the differences are not apparent to the untrained eye, drivers can tell what part of Pakistan a vehicle is from based on its decorations.</w:t>
         <w:br/>
-        <w:t>I rented a house on the Islamabad chessboard, a four-bedroom villa with a capacious garden, bought a 1967 Volkswagen Beetle (of a marque known to Pakistanis as a 'Foxy') for scooting around the city, and acquired three dogs, all strays. Spike and Luna came via friends; Pookie straggled through the front gate as a puppy. When I told a visiting American diplomat, who was versed in the ways of the intelligence world, that Pookie was a 'walk-in', he shot back: 'Well, I hope she brought some useful information.'</w:t>
+        <w:t>The bus fleet of Korea's Sammi Daewoo Express is the major exception to the bus decorating tradition in Pakistan. The company's higher ticket prices are intended to appeal to the middle-class market. Painted in corporate colors, the modern Daewoo buses have a comparatively boring appearance, but they are air-conditioned and operate on schedule.</w:t>
         <w:br/>
-        <w:t>I hired a housekeeper named Mazloom Raja, a gentle man in his fifties with speckled hair that he frequently dyed black, in the style of Musharraf. Mazloom meant 'The Suffering One', which was apt. He seemed weighed down by the tribulations of a working-class life: squabbling relatives, scheming young men seeking to bed his daughter and regular attendance at funerals for unfortunate relatives struck down by disease or accidents. When I was out, I realised, he sneaked into the TV room to catch up on Bollywood movies. He could be excessively deferential. When Mazloom started to call me 'sir', I asked him to use my name. He shuffled awkwardly.</w:t>
+        <w:t>American long-haul drivers, especially those who own their trucks, have much in common with their Pakistani counterparts. The desire for individuality and pizazz in the appearance of their Peterbilts and Freightliners takes a somewhat different form, however: in place of painted designs, chrome is the attraction for American truckers.</w:t>
         <w:br/>
-        <w:t>'Yes, sir,' he replied.</w:t>
+        <w:t>This can be verified in a visit to the Empire Chrome Shop in West Memphis, Ark., one of the largest providers in the country. On display and included in the shop's Internet Chrome Blog are hundreds of chrome-plated items, including air-operated train horns, mudflap weights in the profile of a shapely woman and unmuffled exhaust stacks.</w:t>
         <w:br/>
-        <w:t>Autumn arrived, and with it Ramzan, as Pakistanis and Indians call the Muslim holy month of fasting and prayer. Pakistanis advertised their piety with long faces during the day, when restaurants were closed, and donned their finest duds at night, when they gorged on rich food and socialised until it was time for suhoor, the predawn breakfast. As my car idled at a traffic light, a young man on a bicycle – a student at a madrassa religious seminary, judging from his wiry beard and hitched trousers – rapped on the window of my Beetle and proceeded to admonish me for chewing gum. I told him I was a Christian. No matter, he shot back testily. 'Pakistan is a Muslim country.' A rule was a rule.</w:t>
+        <w:t>Here, an early-morning survey is likely to find the parking lot full of shiny trucks that camped overnight, waiting to buy new chrome-covered gadgets -- not so different from the scene at Masallah's Shop for Decoration in Karachi, some 8,000 miles away.</w:t>
         <w:br/>
-        <w:t>Or was it? The country's most notorious madrassa was the Darul Uloom Haqqania, a vast complex near Peshawar whose 4,000 students were taught a harsh, fundamentalist brand of Islam. In the 1980s, when the madrassa churned out radicalised students who later crossed the border to fight in Afghanistan, it was informally known as the 'University of Jihad'. Its head was a stern, henna-bearded cleric who liked to claim that his students included the Afghan Taliban's top leaders. But he also had his mortal weaknesses. I heard accounts that, some years earlier, the Pakistani intelligence services had caught the cleric on camera at an Islamabad brothel with two other people, at least one of whom was a prostitute. Subsequently, the cleric, Maulana Sami ul Haq, was informally known in political and media circles as 'Sami the sandwich'.</w:t>
         <w:br/>
-        <w:t>In Pakistan, it seemed, prose could be as rich as poetry. Novelists such as Mohammed Hanif, Mohsin Hamid and Kamila Shamsie were gaining global acclaim for their artful depictions of the country. But daily life offered the best material. 'We have no need for magic realism,' a lawyer friend told me. 'We just have realism.'</w:t>
+        <w:t>http://www.nytimes.com</w:t>
         <w:br/>
-        <w:t>[ Return to the review of "The Nine Lives of Pakistan." ]</w:t>
         <w:br/>
-        <w:t>THE NINE LIVES OF PAKISTAN  Dispatches From a Precarious State  By Declan Walsh Illustrated. 337 pp. W.W. Norton &amp; Company. Copyright 2020 © by Declan Walsh Reprinted by permission. All rights reserved.</w:t>
+        <w:t>Graphic</w:t>
+        <w:br/>
+        <w:br/>
+        <w:t xml:space="preserve"> </w:t>
+        <w:br/>
+        <w:t>PHOTOS: EXPRESSIVE: Above, ornate decorations traditionally include birds and fish. At right, a personalized Hino cabover model in Karachi. (AU1)</w:t>
+        <w:br/>
+        <w:t>DETAILS: Top row, extra attention is lavished on the designs applied to the trucks' front ends. Bottom row, from far left, every inch of the interiors is covered with decoration</w:t>
+        <w:br/>
+        <w:t>at a drivers' tea stop, the extremes of transportation are evident</w:t>
+        <w:br/>
+        <w:t xml:space="preserve"> dozens of bells hang from a front bumper. (PHOTOGRAPHS BY JAMES PARCHMAN) (AU2)</w:t>
       </w:r>
     </w:p>
     <w:sectPr>
